--- a/manuscript/Carvajal_RDLC_manuscript.docx
+++ b/manuscript/Carvajal_RDLC_manuscript.docx
@@ -2924,30 +2924,6 @@
           <w:i w:val="0"/>
           <w:sz w:val="20"/>
         </w:rPr>
-        <w:t xml:space="preserve">Use of AI tools: </w:t>
-      </w:r>
-      <w:r>
-        <w:rPr>
-          <w:rFonts w:ascii="Times New Roman" w:hAnsi="Times New Roman"/>
-          <w:b w:val="0"/>
-          <w:i w:val="0"/>
-          <w:sz w:val="20"/>
-        </w:rPr>
-        <w:t>An AI coding assistant (Anthropic Claude) was used to help implement the software, run the analyses, and draft the manuscript. The author directed the work, verified all results, and is solely responsible for the content. No AI tool is listed as an author.</w:t>
-      </w:r>
-    </w:p>
-    <w:p>
-      <w:pPr>
-        <w:spacing w:after="120"/>
-        <w:jc w:val="both"/>
-      </w:pPr>
-      <w:r>
-        <w:rPr>
-          <w:rFonts w:ascii="Times New Roman" w:hAnsi="Times New Roman"/>
-          <w:b/>
-          <w:i w:val="0"/>
-          <w:sz w:val="20"/>
-        </w:rPr>
         <w:t xml:space="preserve">Acknowledgments: </w:t>
       </w:r>
       <w:r>
